--- a/Homeworks/HW_5/HW_5.docx
+++ b/Homeworks/HW_5/HW_5.docx
@@ -60,8 +60,565 @@
         </w:drawing>
       </w:r>
     </w:p>
+    <w:p>
+      <w:r>
+        <w:t>Circuit:</w:t>
+      </w:r>
+    </w:p>
+    <w:p>
+      <w:r>
+        <w:rPr>
+          <w:noProof/>
+        </w:rPr>
+        <w:drawing>
+          <wp:inline distT="0" distB="0" distL="0" distR="0" wp14:anchorId="20B42F81" wp14:editId="21CFCDB4">
+            <wp:extent cx="3565767" cy="1742883"/>
+            <wp:effectExtent l="0" t="0" r="3175" b="0"/>
+            <wp:docPr id="883983321" name="Picture 1"/>
+            <wp:cNvGraphicFramePr>
+              <a:graphicFrameLocks xmlns:a="http://schemas.openxmlformats.org/drawingml/2006/main" noChangeAspect="1"/>
+            </wp:cNvGraphicFramePr>
+            <a:graphic xmlns:a="http://schemas.openxmlformats.org/drawingml/2006/main">
+              <a:graphicData uri="http://schemas.openxmlformats.org/drawingml/2006/picture">
+                <pic:pic xmlns:pic="http://schemas.openxmlformats.org/drawingml/2006/picture">
+                  <pic:nvPicPr>
+                    <pic:cNvPr id="883983321" name="Picture 883983321"/>
+                    <pic:cNvPicPr/>
+                  </pic:nvPicPr>
+                  <pic:blipFill>
+                    <a:blip r:embed="rId7" cstate="print">
+                      <a:extLst>
+                        <a:ext uri="{28A0092B-C50C-407E-A947-70E740481C1C}">
+                          <a14:useLocalDpi xmlns:a14="http://schemas.microsoft.com/office/drawing/2010/main" val="0"/>
+                        </a:ext>
+                      </a:extLst>
+                    </a:blip>
+                    <a:stretch>
+                      <a:fillRect/>
+                    </a:stretch>
+                  </pic:blipFill>
+                  <pic:spPr>
+                    <a:xfrm>
+                      <a:off x="0" y="0"/>
+                      <a:ext cx="3583679" cy="1751638"/>
+                    </a:xfrm>
+                    <a:prstGeom prst="rect">
+                      <a:avLst/>
+                    </a:prstGeom>
+                  </pic:spPr>
+                </pic:pic>
+              </a:graphicData>
+            </a:graphic>
+          </wp:inline>
+        </w:drawing>
+      </w:r>
+    </w:p>
+    <w:p/>
+    <w:p/>
+    <w:p/>
+    <w:p/>
+    <w:p/>
+    <w:p/>
+    <w:p/>
+    <w:p/>
+    <w:p>
+      <w:r>
+        <w:t>Question 2:</w:t>
+      </w:r>
+    </w:p>
+    <w:p>
+      <w:r>
+        <w:t>Truth Table:</w:t>
+      </w:r>
+    </w:p>
+    <w:p>
+      <w:r>
+        <w:rPr>
+          <w:noProof/>
+        </w:rPr>
+        <w:drawing>
+          <wp:inline distT="0" distB="0" distL="0" distR="0" wp14:anchorId="04DF7895" wp14:editId="784C4A6A">
+            <wp:extent cx="2742217" cy="2436354"/>
+            <wp:effectExtent l="0" t="0" r="1270" b="2540"/>
+            <wp:docPr id="231100504" name="Picture 2"/>
+            <wp:cNvGraphicFramePr>
+              <a:graphicFrameLocks xmlns:a="http://schemas.openxmlformats.org/drawingml/2006/main" noChangeAspect="1"/>
+            </wp:cNvGraphicFramePr>
+            <a:graphic xmlns:a="http://schemas.openxmlformats.org/drawingml/2006/main">
+              <a:graphicData uri="http://schemas.openxmlformats.org/drawingml/2006/picture">
+                <pic:pic xmlns:pic="http://schemas.openxmlformats.org/drawingml/2006/picture">
+                  <pic:nvPicPr>
+                    <pic:cNvPr id="231100504" name="Picture 231100504"/>
+                    <pic:cNvPicPr/>
+                  </pic:nvPicPr>
+                  <pic:blipFill>
+                    <a:blip r:embed="rId8" cstate="print">
+                      <a:extLst>
+                        <a:ext uri="{28A0092B-C50C-407E-A947-70E740481C1C}">
+                          <a14:useLocalDpi xmlns:a14="http://schemas.microsoft.com/office/drawing/2010/main" val="0"/>
+                        </a:ext>
+                      </a:extLst>
+                    </a:blip>
+                    <a:stretch>
+                      <a:fillRect/>
+                    </a:stretch>
+                  </pic:blipFill>
+                  <pic:spPr>
+                    <a:xfrm>
+                      <a:off x="0" y="0"/>
+                      <a:ext cx="2754760" cy="2447498"/>
+                    </a:xfrm>
+                    <a:prstGeom prst="rect">
+                      <a:avLst/>
+                    </a:prstGeom>
+                  </pic:spPr>
+                </pic:pic>
+              </a:graphicData>
+            </a:graphic>
+          </wp:inline>
+        </w:drawing>
+      </w:r>
+    </w:p>
+    <w:p>
+      <w:r>
+        <w:t xml:space="preserve">Circuit: </w:t>
+      </w:r>
+    </w:p>
+    <w:p>
+      <w:r>
+        <w:rPr>
+          <w:noProof/>
+        </w:rPr>
+        <w:drawing>
+          <wp:inline distT="0" distB="0" distL="0" distR="0" wp14:anchorId="33047397" wp14:editId="647F076A">
+            <wp:extent cx="3337368" cy="1478996"/>
+            <wp:effectExtent l="0" t="0" r="3175" b="0"/>
+            <wp:docPr id="983786861" name="Picture 3"/>
+            <wp:cNvGraphicFramePr>
+              <a:graphicFrameLocks xmlns:a="http://schemas.openxmlformats.org/drawingml/2006/main" noChangeAspect="1"/>
+            </wp:cNvGraphicFramePr>
+            <a:graphic xmlns:a="http://schemas.openxmlformats.org/drawingml/2006/main">
+              <a:graphicData uri="http://schemas.openxmlformats.org/drawingml/2006/picture">
+                <pic:pic xmlns:pic="http://schemas.openxmlformats.org/drawingml/2006/picture">
+                  <pic:nvPicPr>
+                    <pic:cNvPr id="983786861" name="Picture 983786861"/>
+                    <pic:cNvPicPr/>
+                  </pic:nvPicPr>
+                  <pic:blipFill>
+                    <a:blip r:embed="rId9" cstate="print">
+                      <a:extLst>
+                        <a:ext uri="{28A0092B-C50C-407E-A947-70E740481C1C}">
+                          <a14:useLocalDpi xmlns:a14="http://schemas.microsoft.com/office/drawing/2010/main" val="0"/>
+                        </a:ext>
+                      </a:extLst>
+                    </a:blip>
+                    <a:stretch>
+                      <a:fillRect/>
+                    </a:stretch>
+                  </pic:blipFill>
+                  <pic:spPr>
+                    <a:xfrm>
+                      <a:off x="0" y="0"/>
+                      <a:ext cx="3350552" cy="1484839"/>
+                    </a:xfrm>
+                    <a:prstGeom prst="rect">
+                      <a:avLst/>
+                    </a:prstGeom>
+                  </pic:spPr>
+                </pic:pic>
+              </a:graphicData>
+            </a:graphic>
+          </wp:inline>
+        </w:drawing>
+      </w:r>
+    </w:p>
+    <w:p>
+      <w:r>
+        <w:t>Question 3:</w:t>
+      </w:r>
+    </w:p>
+    <w:p>
+      <w:r>
+        <w:t>Truth Table:</w:t>
+      </w:r>
+    </w:p>
+    <w:p>
+      <w:r>
+        <w:rPr>
+          <w:noProof/>
+        </w:rPr>
+        <w:drawing>
+          <wp:inline distT="0" distB="0" distL="0" distR="0" wp14:anchorId="634B2744" wp14:editId="2D63B0B6">
+            <wp:extent cx="2191138" cy="1994497"/>
+            <wp:effectExtent l="0" t="0" r="0" b="0"/>
+            <wp:docPr id="1601710678" name="Picture 4"/>
+            <wp:cNvGraphicFramePr>
+              <a:graphicFrameLocks xmlns:a="http://schemas.openxmlformats.org/drawingml/2006/main" noChangeAspect="1"/>
+            </wp:cNvGraphicFramePr>
+            <a:graphic xmlns:a="http://schemas.openxmlformats.org/drawingml/2006/main">
+              <a:graphicData uri="http://schemas.openxmlformats.org/drawingml/2006/picture">
+                <pic:pic xmlns:pic="http://schemas.openxmlformats.org/drawingml/2006/picture">
+                  <pic:nvPicPr>
+                    <pic:cNvPr id="1601710678" name="Picture 1601710678"/>
+                    <pic:cNvPicPr/>
+                  </pic:nvPicPr>
+                  <pic:blipFill>
+                    <a:blip r:embed="rId10" cstate="print">
+                      <a:extLst>
+                        <a:ext uri="{28A0092B-C50C-407E-A947-70E740481C1C}">
+                          <a14:useLocalDpi xmlns:a14="http://schemas.microsoft.com/office/drawing/2010/main" val="0"/>
+                        </a:ext>
+                      </a:extLst>
+                    </a:blip>
+                    <a:stretch>
+                      <a:fillRect/>
+                    </a:stretch>
+                  </pic:blipFill>
+                  <pic:spPr>
+                    <a:xfrm>
+                      <a:off x="0" y="0"/>
+                      <a:ext cx="2216136" cy="2017252"/>
+                    </a:xfrm>
+                    <a:prstGeom prst="rect">
+                      <a:avLst/>
+                    </a:prstGeom>
+                  </pic:spPr>
+                </pic:pic>
+              </a:graphicData>
+            </a:graphic>
+          </wp:inline>
+        </w:drawing>
+      </w:r>
+    </w:p>
+    <w:p>
+      <w:r>
+        <w:rPr>
+          <w:noProof/>
+        </w:rPr>
+        <w:lastRenderedPageBreak/>
+        <w:drawing>
+          <wp:inline distT="0" distB="0" distL="0" distR="0" wp14:anchorId="12BEB4E7" wp14:editId="7BC771BF">
+            <wp:extent cx="3842918" cy="2332027"/>
+            <wp:effectExtent l="0" t="0" r="5715" b="5080"/>
+            <wp:docPr id="1410984473" name="Picture 5"/>
+            <wp:cNvGraphicFramePr>
+              <a:graphicFrameLocks xmlns:a="http://schemas.openxmlformats.org/drawingml/2006/main" noChangeAspect="1"/>
+            </wp:cNvGraphicFramePr>
+            <a:graphic xmlns:a="http://schemas.openxmlformats.org/drawingml/2006/main">
+              <a:graphicData uri="http://schemas.openxmlformats.org/drawingml/2006/picture">
+                <pic:pic xmlns:pic="http://schemas.openxmlformats.org/drawingml/2006/picture">
+                  <pic:nvPicPr>
+                    <pic:cNvPr id="1410984473" name="Picture 1410984473"/>
+                    <pic:cNvPicPr/>
+                  </pic:nvPicPr>
+                  <pic:blipFill>
+                    <a:blip r:embed="rId11" cstate="print">
+                      <a:extLst>
+                        <a:ext uri="{28A0092B-C50C-407E-A947-70E740481C1C}">
+                          <a14:useLocalDpi xmlns:a14="http://schemas.microsoft.com/office/drawing/2010/main" val="0"/>
+                        </a:ext>
+                      </a:extLst>
+                    </a:blip>
+                    <a:stretch>
+                      <a:fillRect/>
+                    </a:stretch>
+                  </pic:blipFill>
+                  <pic:spPr>
+                    <a:xfrm>
+                      <a:off x="0" y="0"/>
+                      <a:ext cx="3852102" cy="2337600"/>
+                    </a:xfrm>
+                    <a:prstGeom prst="rect">
+                      <a:avLst/>
+                    </a:prstGeom>
+                  </pic:spPr>
+                </pic:pic>
+              </a:graphicData>
+            </a:graphic>
+          </wp:inline>
+        </w:drawing>
+      </w:r>
+    </w:p>
+    <w:p>
+      <w:r>
+        <w:t>Question 4:</w:t>
+      </w:r>
+    </w:p>
+    <w:p>
+      <w:r>
+        <w:t>Truth Table:</w:t>
+      </w:r>
+    </w:p>
+    <w:p>
+      <w:r>
+        <w:rPr>
+          <w:noProof/>
+        </w:rPr>
+        <w:drawing>
+          <wp:inline distT="0" distB="0" distL="0" distR="0" wp14:anchorId="326BB7ED" wp14:editId="3D5EE016">
+            <wp:extent cx="2810706" cy="2238655"/>
+            <wp:effectExtent l="0" t="0" r="0" b="0"/>
+            <wp:docPr id="1342005007" name="Picture 6"/>
+            <wp:cNvGraphicFramePr>
+              <a:graphicFrameLocks xmlns:a="http://schemas.openxmlformats.org/drawingml/2006/main" noChangeAspect="1"/>
+            </wp:cNvGraphicFramePr>
+            <a:graphic xmlns:a="http://schemas.openxmlformats.org/drawingml/2006/main">
+              <a:graphicData uri="http://schemas.openxmlformats.org/drawingml/2006/picture">
+                <pic:pic xmlns:pic="http://schemas.openxmlformats.org/drawingml/2006/picture">
+                  <pic:nvPicPr>
+                    <pic:cNvPr id="1342005007" name="Picture 1342005007"/>
+                    <pic:cNvPicPr/>
+                  </pic:nvPicPr>
+                  <pic:blipFill>
+                    <a:blip r:embed="rId12" cstate="print">
+                      <a:extLst>
+                        <a:ext uri="{28A0092B-C50C-407E-A947-70E740481C1C}">
+                          <a14:useLocalDpi xmlns:a14="http://schemas.microsoft.com/office/drawing/2010/main" val="0"/>
+                        </a:ext>
+                      </a:extLst>
+                    </a:blip>
+                    <a:stretch>
+                      <a:fillRect/>
+                    </a:stretch>
+                  </pic:blipFill>
+                  <pic:spPr>
+                    <a:xfrm>
+                      <a:off x="0" y="0"/>
+                      <a:ext cx="2823437" cy="2248795"/>
+                    </a:xfrm>
+                    <a:prstGeom prst="rect">
+                      <a:avLst/>
+                    </a:prstGeom>
+                  </pic:spPr>
+                </pic:pic>
+              </a:graphicData>
+            </a:graphic>
+          </wp:inline>
+        </w:drawing>
+      </w:r>
+    </w:p>
+    <w:p>
+      <w:r>
+        <w:t>Circuit:</w:t>
+      </w:r>
+    </w:p>
+    <w:p>
+      <w:r>
+        <w:rPr>
+          <w:noProof/>
+        </w:rPr>
+        <w:drawing>
+          <wp:inline distT="0" distB="0" distL="0" distR="0" wp14:anchorId="4AA3DA1A" wp14:editId="3B36B8DE">
+            <wp:extent cx="3093004" cy="1749067"/>
+            <wp:effectExtent l="0" t="0" r="6350" b="3810"/>
+            <wp:docPr id="691943375" name="Picture 7"/>
+            <wp:cNvGraphicFramePr>
+              <a:graphicFrameLocks xmlns:a="http://schemas.openxmlformats.org/drawingml/2006/main" noChangeAspect="1"/>
+            </wp:cNvGraphicFramePr>
+            <a:graphic xmlns:a="http://schemas.openxmlformats.org/drawingml/2006/main">
+              <a:graphicData uri="http://schemas.openxmlformats.org/drawingml/2006/picture">
+                <pic:pic xmlns:pic="http://schemas.openxmlformats.org/drawingml/2006/picture">
+                  <pic:nvPicPr>
+                    <pic:cNvPr id="691943375" name="Picture 691943375"/>
+                    <pic:cNvPicPr/>
+                  </pic:nvPicPr>
+                  <pic:blipFill>
+                    <a:blip r:embed="rId13" cstate="print">
+                      <a:extLst>
+                        <a:ext uri="{28A0092B-C50C-407E-A947-70E740481C1C}">
+                          <a14:useLocalDpi xmlns:a14="http://schemas.microsoft.com/office/drawing/2010/main" val="0"/>
+                        </a:ext>
+                      </a:extLst>
+                    </a:blip>
+                    <a:stretch>
+                      <a:fillRect/>
+                    </a:stretch>
+                  </pic:blipFill>
+                  <pic:spPr>
+                    <a:xfrm>
+                      <a:off x="0" y="0"/>
+                      <a:ext cx="3100093" cy="1753076"/>
+                    </a:xfrm>
+                    <a:prstGeom prst="rect">
+                      <a:avLst/>
+                    </a:prstGeom>
+                  </pic:spPr>
+                </pic:pic>
+              </a:graphicData>
+            </a:graphic>
+          </wp:inline>
+        </w:drawing>
+      </w:r>
+    </w:p>
+    <w:p/>
+    <w:p/>
+    <w:p/>
+    <w:p>
+      <w:r>
+        <w:t>Question 5:</w:t>
+      </w:r>
+    </w:p>
+    <w:p>
+      <w:r>
+        <w:t>Truth Table: (4 to 1 on left, 2 to 1 on right) (^ symbol is a XOR)</w:t>
+      </w:r>
+    </w:p>
+    <w:p>
+      <w:r>
+        <w:rPr>
+          <w:noProof/>
+        </w:rPr>
+        <w:drawing>
+          <wp:inline distT="0" distB="0" distL="0" distR="0" wp14:anchorId="4CB663F5" wp14:editId="1EA1AB56">
+            <wp:extent cx="2737802" cy="1926991"/>
+            <wp:effectExtent l="0" t="0" r="5715" b="3810"/>
+            <wp:docPr id="1003523001" name="Picture 8"/>
+            <wp:cNvGraphicFramePr>
+              <a:graphicFrameLocks xmlns:a="http://schemas.openxmlformats.org/drawingml/2006/main" noChangeAspect="1"/>
+            </wp:cNvGraphicFramePr>
+            <a:graphic xmlns:a="http://schemas.openxmlformats.org/drawingml/2006/main">
+              <a:graphicData uri="http://schemas.openxmlformats.org/drawingml/2006/picture">
+                <pic:pic xmlns:pic="http://schemas.openxmlformats.org/drawingml/2006/picture">
+                  <pic:nvPicPr>
+                    <pic:cNvPr id="1003523001" name="Picture 1003523001"/>
+                    <pic:cNvPicPr/>
+                  </pic:nvPicPr>
+                  <pic:blipFill>
+                    <a:blip r:embed="rId14" cstate="print">
+                      <a:extLst>
+                        <a:ext uri="{28A0092B-C50C-407E-A947-70E740481C1C}">
+                          <a14:useLocalDpi xmlns:a14="http://schemas.microsoft.com/office/drawing/2010/main" val="0"/>
+                        </a:ext>
+                      </a:extLst>
+                    </a:blip>
+                    <a:stretch>
+                      <a:fillRect/>
+                    </a:stretch>
+                  </pic:blipFill>
+                  <pic:spPr>
+                    <a:xfrm>
+                      <a:off x="0" y="0"/>
+                      <a:ext cx="2787464" cy="1961945"/>
+                    </a:xfrm>
+                    <a:prstGeom prst="rect">
+                      <a:avLst/>
+                    </a:prstGeom>
+                  </pic:spPr>
+                </pic:pic>
+              </a:graphicData>
+            </a:graphic>
+          </wp:inline>
+        </w:drawing>
+      </w:r>
+    </w:p>
+    <w:p>
+      <w:r>
+        <w:t>4 to 1:</w:t>
+      </w:r>
+    </w:p>
+    <w:p>
+      <w:r>
+        <w:rPr>
+          <w:noProof/>
+        </w:rPr>
+        <w:drawing>
+          <wp:inline distT="0" distB="0" distL="0" distR="0" wp14:anchorId="1A7B7527" wp14:editId="1DC1608C">
+            <wp:extent cx="2409524" cy="1528091"/>
+            <wp:effectExtent l="0" t="0" r="3810" b="0"/>
+            <wp:docPr id="69081030" name="Picture 9"/>
+            <wp:cNvGraphicFramePr>
+              <a:graphicFrameLocks xmlns:a="http://schemas.openxmlformats.org/drawingml/2006/main" noChangeAspect="1"/>
+            </wp:cNvGraphicFramePr>
+            <a:graphic xmlns:a="http://schemas.openxmlformats.org/drawingml/2006/main">
+              <a:graphicData uri="http://schemas.openxmlformats.org/drawingml/2006/picture">
+                <pic:pic xmlns:pic="http://schemas.openxmlformats.org/drawingml/2006/picture">
+                  <pic:nvPicPr>
+                    <pic:cNvPr id="69081030" name="Picture 69081030"/>
+                    <pic:cNvPicPr/>
+                  </pic:nvPicPr>
+                  <pic:blipFill>
+                    <a:blip r:embed="rId15" cstate="print">
+                      <a:extLst>
+                        <a:ext uri="{28A0092B-C50C-407E-A947-70E740481C1C}">
+                          <a14:useLocalDpi xmlns:a14="http://schemas.microsoft.com/office/drawing/2010/main" val="0"/>
+                        </a:ext>
+                      </a:extLst>
+                    </a:blip>
+                    <a:stretch>
+                      <a:fillRect/>
+                    </a:stretch>
+                  </pic:blipFill>
+                  <pic:spPr>
+                    <a:xfrm>
+                      <a:off x="0" y="0"/>
+                      <a:ext cx="2423338" cy="1536852"/>
+                    </a:xfrm>
+                    <a:prstGeom prst="rect">
+                      <a:avLst/>
+                    </a:prstGeom>
+                  </pic:spPr>
+                </pic:pic>
+              </a:graphicData>
+            </a:graphic>
+          </wp:inline>
+        </w:drawing>
+      </w:r>
+    </w:p>
+    <w:p>
+      <w:r>
+        <w:t>2 to 1 (Gate made with a MUX):</w:t>
+      </w:r>
+    </w:p>
+    <w:p>
+      <w:r>
+        <w:rPr>
+          <w:noProof/>
+        </w:rPr>
+        <w:drawing>
+          <wp:inline distT="0" distB="0" distL="0" distR="0" wp14:anchorId="185D6FF8" wp14:editId="50851D49">
+            <wp:extent cx="3436671" cy="1491794"/>
+            <wp:effectExtent l="0" t="0" r="5080" b="0"/>
+            <wp:docPr id="1896826287" name="Picture 10"/>
+            <wp:cNvGraphicFramePr>
+              <a:graphicFrameLocks xmlns:a="http://schemas.openxmlformats.org/drawingml/2006/main" noChangeAspect="1"/>
+            </wp:cNvGraphicFramePr>
+            <a:graphic xmlns:a="http://schemas.openxmlformats.org/drawingml/2006/main">
+              <a:graphicData uri="http://schemas.openxmlformats.org/drawingml/2006/picture">
+                <pic:pic xmlns:pic="http://schemas.openxmlformats.org/drawingml/2006/picture">
+                  <pic:nvPicPr>
+                    <pic:cNvPr id="1896826287" name="Picture 1896826287"/>
+                    <pic:cNvPicPr/>
+                  </pic:nvPicPr>
+                  <pic:blipFill>
+                    <a:blip r:embed="rId16" cstate="print">
+                      <a:extLst>
+                        <a:ext uri="{28A0092B-C50C-407E-A947-70E740481C1C}">
+                          <a14:useLocalDpi xmlns:a14="http://schemas.microsoft.com/office/drawing/2010/main" val="0"/>
+                        </a:ext>
+                      </a:extLst>
+                    </a:blip>
+                    <a:stretch>
+                      <a:fillRect/>
+                    </a:stretch>
+                  </pic:blipFill>
+                  <pic:spPr>
+                    <a:xfrm>
+                      <a:off x="0" y="0"/>
+                      <a:ext cx="3447608" cy="1496542"/>
+                    </a:xfrm>
+                    <a:prstGeom prst="rect">
+                      <a:avLst/>
+                    </a:prstGeom>
+                  </pic:spPr>
+                </pic:pic>
+              </a:graphicData>
+            </a:graphic>
+          </wp:inline>
+        </w:drawing>
+      </w:r>
+    </w:p>
     <w:sectPr>
-      <w:headerReference w:type="default" r:id="rId7"/>
+      <w:headerReference w:type="default" r:id="rId17"/>
       <w:pgSz w:w="12240" w:h="15840"/>
       <w:pgMar w:top="1440" w:right="1440" w:bottom="1440" w:left="1440" w:header="720" w:footer="720" w:gutter="0"/>
       <w:cols w:space="720"/>
